--- a/assets/templates/plantilla_ordendeservicio.docx
+++ b/assets/templates/plantilla_ordendeservicio.docx
@@ -1100,7 +1100,7 @@
           <w:noProof/>
         </w:rPr>
         <w:drawing>
-          <wp:anchor distT="0" distB="0" distL="114300" distR="114300" simplePos="0" relativeHeight="251662336" behindDoc="1" locked="0" layoutInCell="1" allowOverlap="1" wp14:anchorId="69BFD6C8" wp14:editId="39165B64">
+          <wp:anchor distT="0" distB="0" distL="114300" distR="114300" simplePos="0" relativeHeight="251662336" behindDoc="1" locked="0" layoutInCell="1" allowOverlap="1" wp14:anchorId="69BFD6C8" wp14:editId="7DC5762F">
             <wp:simplePos x="0" y="0"/>
             <wp:positionH relativeFrom="column">
               <wp:posOffset>-123836</wp:posOffset>
@@ -1275,16 +1275,16 @@
         <mc:AlternateContent>
           <mc:Choice Requires="wps">
             <w:drawing>
-              <wp:anchor distT="0" distB="0" distL="114300" distR="114300" simplePos="0" relativeHeight="251657214" behindDoc="0" locked="0" layoutInCell="1" allowOverlap="1" wp14:anchorId="4004BA60" wp14:editId="5209B0A5">
+              <wp:anchor distT="0" distB="0" distL="114300" distR="114300" simplePos="0" relativeHeight="251657214" behindDoc="0" locked="0" layoutInCell="1" allowOverlap="1" wp14:anchorId="4004BA60" wp14:editId="7AE5B131">
                 <wp:simplePos x="0" y="0"/>
                 <wp:positionH relativeFrom="column">
-                  <wp:posOffset>-7749</wp:posOffset>
+                  <wp:posOffset>-10160</wp:posOffset>
                 </wp:positionH>
                 <wp:positionV relativeFrom="paragraph">
-                  <wp:posOffset>296716</wp:posOffset>
+                  <wp:posOffset>296545</wp:posOffset>
                 </wp:positionV>
-                <wp:extent cx="6643370" cy="3618661"/>
-                <wp:effectExtent l="0" t="0" r="24130" b="20320"/>
+                <wp:extent cx="6643370" cy="4277360"/>
+                <wp:effectExtent l="0" t="0" r="24130" b="27940"/>
                 <wp:wrapNone/>
                 <wp:docPr id="485825497" name="Rectángulo: esquinas redondeadas 2"/>
                 <wp:cNvGraphicFramePr/>
@@ -1295,7 +1295,7 @@
                       <wps:spPr>
                         <a:xfrm>
                           <a:off x="0" y="0"/>
-                          <a:ext cx="6643370" cy="3618661"/>
+                          <a:ext cx="6643370" cy="4277360"/>
                         </a:xfrm>
                         <a:prstGeom prst="roundRect">
                           <a:avLst>
@@ -1345,7 +1345,7 @@
           </mc:Choice>
           <mc:Fallback>
             <w:pict>
-              <v:roundrect w14:anchorId="10C6D2B2" id="Rectángulo: esquinas redondeadas 2" o:spid="_x0000_s1026" style="position:absolute;margin-left:-.6pt;margin-top:23.35pt;width:523.1pt;height:284.95pt;z-index:251657214;visibility:visible;mso-wrap-style:square;mso-width-percent:0;mso-height-percent:0;mso-wrap-distance-left:9pt;mso-wrap-distance-top:0;mso-wrap-distance-right:9pt;mso-wrap-distance-bottom:0;mso-position-horizontal:absolute;mso-position-horizontal-relative:text;mso-position-vertical:absolute;mso-position-vertical-relative:text;mso-width-percent:0;mso-height-percent:0;mso-width-relative:margin;mso-height-relative:margin;v-text-anchor:middle" arcsize="2691f" o:gfxdata="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" filled="f" strokecolor="black [3213]" strokeweight="1pt">
+              <v:roundrect w14:anchorId="4D1225E9" id="Rectángulo: esquinas redondeadas 2" o:spid="_x0000_s1026" style="position:absolute;margin-left:-.8pt;margin-top:23.35pt;width:523.1pt;height:336.8pt;z-index:251657214;visibility:visible;mso-wrap-style:square;mso-width-percent:0;mso-height-percent:0;mso-wrap-distance-left:9pt;mso-wrap-distance-top:0;mso-wrap-distance-right:9pt;mso-wrap-distance-bottom:0;mso-position-horizontal:absolute;mso-position-horizontal-relative:text;mso-position-vertical:absolute;mso-position-vertical-relative:text;mso-width-percent:0;mso-height-percent:0;mso-width-relative:margin;mso-height-relative:margin;v-text-anchor:middle" arcsize="2691f" o:gfxdata="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" filled="f" strokecolor="black [3213]" strokeweight="1pt">
                 <v:stroke joinstyle="miter"/>
               </v:roundrect>
             </w:pict>
@@ -1366,7 +1366,7 @@
         <w:tblLook w:val="04A0" w:firstRow="1" w:lastRow="0" w:firstColumn="1" w:lastColumn="0" w:noHBand="0" w:noVBand="1"/>
       </w:tblPr>
       <w:tblGrid>
-        <w:gridCol w:w="1980"/>
+        <w:gridCol w:w="1984"/>
         <w:gridCol w:w="6379"/>
         <w:gridCol w:w="2097"/>
       </w:tblGrid>
@@ -1376,7 +1376,7 @@
         </w:trPr>
         <w:tc>
           <w:tcPr>
-            <w:tcW w:w="1980" w:type="dxa"/>
+            <w:tcW w:w="1984" w:type="dxa"/>
             <w:vAlign w:val="center"/>
           </w:tcPr>
           <w:p>
@@ -1447,7 +1447,7 @@
         </w:trPr>
         <w:tc>
           <w:tcPr>
-            <w:tcW w:w="1980" w:type="dxa"/>
+            <w:tcW w:w="1984" w:type="dxa"/>
             <w:vAlign w:val="center"/>
           </w:tcPr>
           <w:p>
@@ -1518,7 +1518,7 @@
         </w:trPr>
         <w:tc>
           <w:tcPr>
-            <w:tcW w:w="1980" w:type="dxa"/>
+            <w:tcW w:w="1984" w:type="dxa"/>
             <w:vAlign w:val="center"/>
           </w:tcPr>
           <w:p>
@@ -1631,7 +1631,7 @@
         </w:trPr>
         <w:tc>
           <w:tcPr>
-            <w:tcW w:w="1980" w:type="dxa"/>
+            <w:tcW w:w="1984" w:type="dxa"/>
             <w:vAlign w:val="center"/>
           </w:tcPr>
           <w:p>
@@ -1744,7 +1744,7 @@
         </w:trPr>
         <w:tc>
           <w:tcPr>
-            <w:tcW w:w="1980" w:type="dxa"/>
+            <w:tcW w:w="1984" w:type="dxa"/>
             <w:vAlign w:val="center"/>
           </w:tcPr>
           <w:p>
@@ -1857,7 +1857,7 @@
         </w:trPr>
         <w:tc>
           <w:tcPr>
-            <w:tcW w:w="1980" w:type="dxa"/>
+            <w:tcW w:w="1984" w:type="dxa"/>
             <w:vAlign w:val="center"/>
           </w:tcPr>
           <w:p>
@@ -1970,7 +1970,7 @@
         </w:trPr>
         <w:tc>
           <w:tcPr>
-            <w:tcW w:w="1980" w:type="dxa"/>
+            <w:tcW w:w="1984" w:type="dxa"/>
             <w:vAlign w:val="center"/>
           </w:tcPr>
           <w:p>
@@ -2083,7 +2083,7 @@
         </w:trPr>
         <w:tc>
           <w:tcPr>
-            <w:tcW w:w="1980" w:type="dxa"/>
+            <w:tcW w:w="1984" w:type="dxa"/>
             <w:vAlign w:val="center"/>
           </w:tcPr>
           <w:p>
@@ -2196,7 +2196,7 @@
         </w:trPr>
         <w:tc>
           <w:tcPr>
-            <w:tcW w:w="1980" w:type="dxa"/>
+            <w:tcW w:w="1984" w:type="dxa"/>
             <w:vAlign w:val="center"/>
           </w:tcPr>
           <w:p>
@@ -2309,7 +2309,7 @@
         </w:trPr>
         <w:tc>
           <w:tcPr>
-            <w:tcW w:w="1980" w:type="dxa"/>
+            <w:tcW w:w="1984" w:type="dxa"/>
             <w:vAlign w:val="center"/>
           </w:tcPr>
           <w:p>
@@ -2422,7 +2422,7 @@
         </w:trPr>
         <w:tc>
           <w:tcPr>
-            <w:tcW w:w="8359" w:type="dxa"/>
+            <w:tcW w:w="8363" w:type="dxa"/>
             <w:gridSpan w:val="2"/>
             <w:vAlign w:val="center"/>
           </w:tcPr>
@@ -2432,6 +2432,8 @@
               <w:rPr>
                 <w:b/>
                 <w:bCs/>
+                <w:i/>
+                <w:iCs/>
                 <w:sz w:val="24"/>
                 <w:szCs w:val="24"/>
               </w:rPr>
@@ -2440,10 +2442,12 @@
               <w:rPr>
                 <w:b/>
                 <w:bCs/>
-                <w:sz w:val="24"/>
-                <w:szCs w:val="24"/>
-              </w:rPr>
-              <w:t>TOTAL</w:t>
+                <w:i/>
+                <w:iCs/>
+                <w:sz w:val="24"/>
+                <w:szCs w:val="24"/>
+              </w:rPr>
+              <w:t>SUB-TOTAL</w:t>
             </w:r>
           </w:p>
         </w:tc>
@@ -2465,31 +2469,143 @@
                 <w:sz w:val="24"/>
                 <w:szCs w:val="24"/>
               </w:rPr>
-              <w:t>${</w:t>
-            </w:r>
-            <w:r>
-              <w:rPr>
-                <w:sz w:val="24"/>
-                <w:szCs w:val="24"/>
-              </w:rPr>
-              <w:t>total</w:t>
-            </w:r>
-            <w:r>
-              <w:rPr>
-                <w:sz w:val="24"/>
-                <w:szCs w:val="24"/>
-              </w:rPr>
-              <w:t>}</w:t>
+              <w:t>${sub</w:t>
+            </w:r>
+            <w:r>
+              <w:rPr>
+                <w:sz w:val="24"/>
+                <w:szCs w:val="24"/>
+              </w:rPr>
+              <w:t>-</w:t>
+            </w:r>
+            <w:r>
+              <w:rPr>
+                <w:sz w:val="24"/>
+                <w:szCs w:val="24"/>
+              </w:rPr>
+              <w:t>total}</w:t>
+            </w:r>
+          </w:p>
+        </w:tc>
+      </w:tr>
+      <w:tr>
+        <w:trPr>
+          <w:trHeight w:val="510"/>
+        </w:trPr>
+        <w:tc>
+          <w:tcPr>
+            <w:tcW w:w="8363" w:type="dxa"/>
+            <w:gridSpan w:val="2"/>
+            <w:vAlign w:val="center"/>
+          </w:tcPr>
+          <w:p>
+            <w:pPr>
+              <w:jc w:val="center"/>
+              <w:rPr>
+                <w:b/>
+                <w:bCs/>
+                <w:i/>
+                <w:iCs/>
+                <w:sz w:val="24"/>
+                <w:szCs w:val="24"/>
+              </w:rPr>
+            </w:pPr>
+            <w:r>
+              <w:rPr>
+                <w:b/>
+                <w:bCs/>
+                <w:i/>
+                <w:iCs/>
+                <w:sz w:val="24"/>
+                <w:szCs w:val="24"/>
+              </w:rPr>
+              <w:t>IVA% 19%</w:t>
+            </w:r>
+          </w:p>
+        </w:tc>
+        <w:tc>
+          <w:tcPr>
+            <w:tcW w:w="2097" w:type="dxa"/>
+            <w:vAlign w:val="center"/>
+          </w:tcPr>
+          <w:p>
+            <w:pPr>
+              <w:jc w:val="center"/>
+              <w:rPr>
+                <w:sz w:val="24"/>
+                <w:szCs w:val="24"/>
+              </w:rPr>
+            </w:pPr>
+            <w:r>
+              <w:rPr>
+                <w:sz w:val="24"/>
+                <w:szCs w:val="24"/>
+              </w:rPr>
+              <w:t>${iva}</w:t>
+            </w:r>
+          </w:p>
+        </w:tc>
+      </w:tr>
+      <w:tr>
+        <w:trPr>
+          <w:trHeight w:val="510"/>
+        </w:trPr>
+        <w:tc>
+          <w:tcPr>
+            <w:tcW w:w="8363" w:type="dxa"/>
+            <w:gridSpan w:val="2"/>
+            <w:vAlign w:val="center"/>
+          </w:tcPr>
+          <w:p>
+            <w:pPr>
+              <w:jc w:val="center"/>
+              <w:rPr>
+                <w:b/>
+                <w:bCs/>
+                <w:sz w:val="24"/>
+                <w:szCs w:val="24"/>
+              </w:rPr>
+            </w:pPr>
+            <w:r>
+              <w:rPr>
+                <w:b/>
+                <w:bCs/>
+                <w:sz w:val="28"/>
+                <w:szCs w:val="28"/>
+              </w:rPr>
+              <w:t>TOTAL</w:t>
+            </w:r>
+          </w:p>
+        </w:tc>
+        <w:tc>
+          <w:tcPr>
+            <w:tcW w:w="2097" w:type="dxa"/>
+            <w:vAlign w:val="center"/>
+          </w:tcPr>
+          <w:p>
+            <w:pPr>
+              <w:jc w:val="center"/>
+              <w:rPr>
+                <w:b/>
+                <w:bCs/>
+                <w:sz w:val="24"/>
+                <w:szCs w:val="24"/>
+              </w:rPr>
+            </w:pPr>
+            <w:r>
+              <w:rPr>
+                <w:b/>
+                <w:bCs/>
+                <w:sz w:val="24"/>
+                <w:szCs w:val="24"/>
+              </w:rPr>
+              <w:t>${total}</w:t>
             </w:r>
           </w:p>
         </w:tc>
       </w:tr>
     </w:tbl>
-    <w:p>
-      <w:r>
-        <w:t xml:space="preserve"> </w:t>
-      </w:r>
-    </w:p>
+    <w:p/>
     <w:p>
       <w:pPr>
         <w:rPr>
@@ -2519,15 +2635,6 @@
         </w:rPr>
         <w:t>${observacion}</w:t>
       </w:r>
-    </w:p>
-    <w:p>
-      <w:pPr>
-        <w:rPr>
-          <w:rFonts w:ascii="Arial" w:hAnsi="Arial" w:cs="Arial"/>
-          <w:sz w:val="24"/>
-          <w:szCs w:val="24"/>
-        </w:rPr>
-      </w:pPr>
     </w:p>
     <w:p>
       <w:pPr>
@@ -2888,7 +2995,7 @@
           <w:noProof/>
         </w:rPr>
         <w:drawing>
-          <wp:anchor distT="0" distB="0" distL="114300" distR="114300" simplePos="0" relativeHeight="251680768" behindDoc="1" locked="0" layoutInCell="1" allowOverlap="1" wp14:anchorId="152AC984" wp14:editId="6FD0D207">
+          <wp:anchor distT="0" distB="0" distL="114300" distR="114300" simplePos="0" relativeHeight="251680768" behindDoc="1" locked="0" layoutInCell="1" allowOverlap="1" wp14:anchorId="152AC984" wp14:editId="29E62927">
             <wp:simplePos x="0" y="0"/>
             <wp:positionH relativeFrom="column">
               <wp:posOffset>3037505</wp:posOffset>
@@ -3370,7 +3477,7 @@
           <w:noProof/>
         </w:rPr>
         <w:drawing>
-          <wp:anchor distT="0" distB="0" distL="114300" distR="114300" simplePos="0" relativeHeight="251674624" behindDoc="1" locked="0" layoutInCell="1" allowOverlap="1" wp14:anchorId="62BF4376" wp14:editId="4FE3C386">
+          <wp:anchor distT="0" distB="0" distL="114300" distR="114300" simplePos="0" relativeHeight="251674624" behindDoc="1" locked="0" layoutInCell="1" allowOverlap="1" wp14:anchorId="62BF4376" wp14:editId="43DA5470">
             <wp:simplePos x="0" y="0"/>
             <wp:positionH relativeFrom="column">
               <wp:posOffset>3975363</wp:posOffset>
